--- a/chapters/07/core/AIHE-B04/supp/AIHE-EX18/docx/AIHE-EX18_template.docx
+++ b/chapters/07/core/AIHE-B04/supp/AIHE-EX18/docx/AIHE-EX18_template.docx
@@ -100,7 +100,7 @@
         <w:tc>
           <w:tcPr>
             <w:tcW w:type="dxa" w:w="2550"/>
-            <w:vAlign w:val="center"/>
+            <w:vAlign w:val="centre"/>
             <w:shd w:fill="1F4E78"/>
           </w:tcPr>
           <w:p>
@@ -121,7 +121,7 @@
         <w:tc>
           <w:tcPr>
             <w:tcW w:type="dxa" w:w="2550"/>
-            <w:vAlign w:val="center"/>
+            <w:vAlign w:val="centre"/>
             <w:shd w:fill="1F4E78"/>
           </w:tcPr>
           <w:p>
@@ -142,7 +142,7 @@
         <w:tc>
           <w:tcPr>
             <w:tcW w:type="dxa" w:w="2550"/>
-            <w:vAlign w:val="center"/>
+            <w:vAlign w:val="centre"/>
             <w:shd w:fill="1F4E78"/>
           </w:tcPr>
           <w:p>
@@ -163,7 +163,7 @@
         <w:tc>
           <w:tcPr>
             <w:tcW w:type="dxa" w:w="2550"/>
-            <w:vAlign w:val="center"/>
+            <w:vAlign w:val="centre"/>
             <w:shd w:fill="1F4E78"/>
           </w:tcPr>
           <w:p>
@@ -186,7 +186,7 @@
         <w:tc>
           <w:tcPr>
             <w:tcW w:type="dxa" w:w="2550"/>
-            <w:vAlign w:val="center"/>
+            <w:vAlign w:val="centre"/>
           </w:tcPr>
           <w:p>
             <w:pPr>
@@ -205,7 +205,7 @@
         <w:tc>
           <w:tcPr>
             <w:tcW w:type="dxa" w:w="2550"/>
-            <w:vAlign w:val="center"/>
+            <w:vAlign w:val="centre"/>
           </w:tcPr>
           <w:p>
             <w:pPr>
@@ -223,7 +223,7 @@
         <w:tc>
           <w:tcPr>
             <w:tcW w:type="dxa" w:w="2550"/>
-            <w:vAlign w:val="center"/>
+            <w:vAlign w:val="centre"/>
           </w:tcPr>
           <w:p>
             <w:pPr>
@@ -241,7 +241,7 @@
         <w:tc>
           <w:tcPr>
             <w:tcW w:type="dxa" w:w="2550"/>
-            <w:vAlign w:val="center"/>
+            <w:vAlign w:val="centre"/>
           </w:tcPr>
           <w:p>
             <w:pPr>
@@ -261,7 +261,7 @@
         <w:tc>
           <w:tcPr>
             <w:tcW w:type="dxa" w:w="2550"/>
-            <w:vAlign w:val="center"/>
+            <w:vAlign w:val="centre"/>
             <w:shd w:fill="EAF2F8"/>
           </w:tcPr>
           <w:p>
@@ -281,7 +281,7 @@
         <w:tc>
           <w:tcPr>
             <w:tcW w:type="dxa" w:w="2550"/>
-            <w:vAlign w:val="center"/>
+            <w:vAlign w:val="centre"/>
             <w:shd w:fill="EAF2F8"/>
           </w:tcPr>
           <w:p>
@@ -300,7 +300,7 @@
         <w:tc>
           <w:tcPr>
             <w:tcW w:type="dxa" w:w="2550"/>
-            <w:vAlign w:val="center"/>
+            <w:vAlign w:val="centre"/>
             <w:shd w:fill="EAF2F8"/>
           </w:tcPr>
           <w:p>
@@ -319,7 +319,7 @@
         <w:tc>
           <w:tcPr>
             <w:tcW w:type="dxa" w:w="2550"/>
-            <w:vAlign w:val="center"/>
+            <w:vAlign w:val="centre"/>
             <w:shd w:fill="EAF2F8"/>
           </w:tcPr>
           <w:p>
@@ -340,7 +340,7 @@
         <w:tc>
           <w:tcPr>
             <w:tcW w:type="dxa" w:w="2550"/>
-            <w:vAlign w:val="center"/>
+            <w:vAlign w:val="centre"/>
           </w:tcPr>
           <w:p>
             <w:pPr>
@@ -359,7 +359,7 @@
         <w:tc>
           <w:tcPr>
             <w:tcW w:type="dxa" w:w="2550"/>
-            <w:vAlign w:val="center"/>
+            <w:vAlign w:val="centre"/>
           </w:tcPr>
           <w:p>
             <w:pPr>
@@ -377,7 +377,7 @@
         <w:tc>
           <w:tcPr>
             <w:tcW w:type="dxa" w:w="2550"/>
-            <w:vAlign w:val="center"/>
+            <w:vAlign w:val="centre"/>
           </w:tcPr>
           <w:p>
             <w:pPr>
@@ -395,7 +395,7 @@
         <w:tc>
           <w:tcPr>
             <w:tcW w:type="dxa" w:w="2550"/>
-            <w:vAlign w:val="center"/>
+            <w:vAlign w:val="centre"/>
           </w:tcPr>
           <w:p>
             <w:pPr>
@@ -415,7 +415,7 @@
         <w:tc>
           <w:tcPr>
             <w:tcW w:type="dxa" w:w="2550"/>
-            <w:vAlign w:val="center"/>
+            <w:vAlign w:val="centre"/>
             <w:shd w:fill="EAF2F8"/>
           </w:tcPr>
           <w:p>
@@ -435,7 +435,7 @@
         <w:tc>
           <w:tcPr>
             <w:tcW w:type="dxa" w:w="2550"/>
-            <w:vAlign w:val="center"/>
+            <w:vAlign w:val="centre"/>
             <w:shd w:fill="EAF2F8"/>
           </w:tcPr>
           <w:p>
@@ -454,7 +454,7 @@
         <w:tc>
           <w:tcPr>
             <w:tcW w:type="dxa" w:w="2550"/>
-            <w:vAlign w:val="center"/>
+            <w:vAlign w:val="centre"/>
             <w:shd w:fill="EAF2F8"/>
           </w:tcPr>
           <w:p>
@@ -473,7 +473,7 @@
         <w:tc>
           <w:tcPr>
             <w:tcW w:type="dxa" w:w="2550"/>
-            <w:vAlign w:val="center"/>
+            <w:vAlign w:val="centre"/>
             <w:shd w:fill="EAF2F8"/>
           </w:tcPr>
           <w:p>
@@ -494,7 +494,7 @@
         <w:tc>
           <w:tcPr>
             <w:tcW w:type="dxa" w:w="2550"/>
-            <w:vAlign w:val="center"/>
+            <w:vAlign w:val="centre"/>
           </w:tcPr>
           <w:p>
             <w:pPr>
@@ -513,7 +513,7 @@
         <w:tc>
           <w:tcPr>
             <w:tcW w:type="dxa" w:w="2550"/>
-            <w:vAlign w:val="center"/>
+            <w:vAlign w:val="centre"/>
           </w:tcPr>
           <w:p>
             <w:pPr>
@@ -531,7 +531,7 @@
         <w:tc>
           <w:tcPr>
             <w:tcW w:type="dxa" w:w="2550"/>
-            <w:vAlign w:val="center"/>
+            <w:vAlign w:val="centre"/>
           </w:tcPr>
           <w:p>
             <w:pPr>
@@ -549,7 +549,7 @@
         <w:tc>
           <w:tcPr>
             <w:tcW w:type="dxa" w:w="2550"/>
-            <w:vAlign w:val="center"/>
+            <w:vAlign w:val="centre"/>
           </w:tcPr>
           <w:p>
             <w:pPr>
@@ -569,7 +569,7 @@
         <w:tc>
           <w:tcPr>
             <w:tcW w:type="dxa" w:w="2550"/>
-            <w:vAlign w:val="center"/>
+            <w:vAlign w:val="centre"/>
             <w:shd w:fill="EAF2F8"/>
           </w:tcPr>
           <w:p>
@@ -589,7 +589,7 @@
         <w:tc>
           <w:tcPr>
             <w:tcW w:type="dxa" w:w="2550"/>
-            <w:vAlign w:val="center"/>
+            <w:vAlign w:val="centre"/>
             <w:shd w:fill="EAF2F8"/>
           </w:tcPr>
           <w:p>
@@ -608,7 +608,7 @@
         <w:tc>
           <w:tcPr>
             <w:tcW w:type="dxa" w:w="2550"/>
-            <w:vAlign w:val="center"/>
+            <w:vAlign w:val="centre"/>
             <w:shd w:fill="EAF2F8"/>
           </w:tcPr>
           <w:p>
@@ -627,7 +627,7 @@
         <w:tc>
           <w:tcPr>
             <w:tcW w:type="dxa" w:w="2550"/>
-            <w:vAlign w:val="center"/>
+            <w:vAlign w:val="centre"/>
             <w:shd w:fill="EAF2F8"/>
           </w:tcPr>
           <w:p>
@@ -648,7 +648,7 @@
         <w:tc>
           <w:tcPr>
             <w:tcW w:type="dxa" w:w="2550"/>
-            <w:vAlign w:val="center"/>
+            <w:vAlign w:val="centre"/>
           </w:tcPr>
           <w:p>
             <w:pPr>
@@ -667,7 +667,7 @@
         <w:tc>
           <w:tcPr>
             <w:tcW w:type="dxa" w:w="2550"/>
-            <w:vAlign w:val="center"/>
+            <w:vAlign w:val="centre"/>
           </w:tcPr>
           <w:p>
             <w:pPr>
@@ -685,7 +685,7 @@
         <w:tc>
           <w:tcPr>
             <w:tcW w:type="dxa" w:w="2550"/>
-            <w:vAlign w:val="center"/>
+            <w:vAlign w:val="centre"/>
           </w:tcPr>
           <w:p>
             <w:pPr>
@@ -703,7 +703,7 @@
         <w:tc>
           <w:tcPr>
             <w:tcW w:type="dxa" w:w="2550"/>
-            <w:vAlign w:val="center"/>
+            <w:vAlign w:val="centre"/>
           </w:tcPr>
           <w:p>
             <w:pPr>
@@ -723,7 +723,7 @@
         <w:tc>
           <w:tcPr>
             <w:tcW w:type="dxa" w:w="2550"/>
-            <w:vAlign w:val="center"/>
+            <w:vAlign w:val="centre"/>
             <w:shd w:fill="EAF2F8"/>
           </w:tcPr>
           <w:p>
@@ -743,7 +743,7 @@
         <w:tc>
           <w:tcPr>
             <w:tcW w:type="dxa" w:w="2550"/>
-            <w:vAlign w:val="center"/>
+            <w:vAlign w:val="centre"/>
             <w:shd w:fill="EAF2F8"/>
           </w:tcPr>
           <w:p>
@@ -762,7 +762,7 @@
         <w:tc>
           <w:tcPr>
             <w:tcW w:type="dxa" w:w="2550"/>
-            <w:vAlign w:val="center"/>
+            <w:vAlign w:val="centre"/>
             <w:shd w:fill="EAF2F8"/>
           </w:tcPr>
           <w:p>
@@ -781,7 +781,7 @@
         <w:tc>
           <w:tcPr>
             <w:tcW w:type="dxa" w:w="2550"/>
-            <w:vAlign w:val="center"/>
+            <w:vAlign w:val="centre"/>
             <w:shd w:fill="EAF2F8"/>
           </w:tcPr>
           <w:p>
@@ -802,7 +802,7 @@
         <w:tc>
           <w:tcPr>
             <w:tcW w:type="dxa" w:w="2550"/>
-            <w:vAlign w:val="center"/>
+            <w:vAlign w:val="centre"/>
           </w:tcPr>
           <w:p>
             <w:pPr>
@@ -821,7 +821,7 @@
         <w:tc>
           <w:tcPr>
             <w:tcW w:type="dxa" w:w="2550"/>
-            <w:vAlign w:val="center"/>
+            <w:vAlign w:val="centre"/>
           </w:tcPr>
           <w:p>
             <w:pPr>
@@ -839,7 +839,7 @@
         <w:tc>
           <w:tcPr>
             <w:tcW w:type="dxa" w:w="2550"/>
-            <w:vAlign w:val="center"/>
+            <w:vAlign w:val="centre"/>
           </w:tcPr>
           <w:p>
             <w:pPr>
@@ -857,7 +857,7 @@
         <w:tc>
           <w:tcPr>
             <w:tcW w:type="dxa" w:w="2550"/>
-            <w:vAlign w:val="center"/>
+            <w:vAlign w:val="centre"/>
           </w:tcPr>
           <w:p>
             <w:pPr>
@@ -877,7 +877,7 @@
         <w:tc>
           <w:tcPr>
             <w:tcW w:type="dxa" w:w="2550"/>
-            <w:vAlign w:val="center"/>
+            <w:vAlign w:val="centre"/>
             <w:shd w:fill="EAF2F8"/>
           </w:tcPr>
           <w:p>
@@ -897,7 +897,7 @@
         <w:tc>
           <w:tcPr>
             <w:tcW w:type="dxa" w:w="2550"/>
-            <w:vAlign w:val="center"/>
+            <w:vAlign w:val="centre"/>
             <w:shd w:fill="EAF2F8"/>
           </w:tcPr>
           <w:p>
@@ -916,7 +916,7 @@
         <w:tc>
           <w:tcPr>
             <w:tcW w:type="dxa" w:w="2550"/>
-            <w:vAlign w:val="center"/>
+            <w:vAlign w:val="centre"/>
             <w:shd w:fill="EAF2F8"/>
           </w:tcPr>
           <w:p>
@@ -935,7 +935,7 @@
         <w:tc>
           <w:tcPr>
             <w:tcW w:type="dxa" w:w="2550"/>
-            <w:vAlign w:val="center"/>
+            <w:vAlign w:val="centre"/>
             <w:shd w:fill="EAF2F8"/>
           </w:tcPr>
           <w:p>
@@ -980,7 +980,7 @@
         <w:tc>
           <w:tcPr>
             <w:tcW w:type="dxa" w:w="5100"/>
-            <w:vAlign w:val="center"/>
+            <w:vAlign w:val="centre"/>
             <w:shd w:fill="1F4E78"/>
           </w:tcPr>
           <w:p>
@@ -1001,7 +1001,7 @@
         <w:tc>
           <w:tcPr>
             <w:tcW w:type="dxa" w:w="5100"/>
-            <w:vAlign w:val="center"/>
+            <w:vAlign w:val="centre"/>
             <w:shd w:fill="1F4E78"/>
           </w:tcPr>
           <w:p>
@@ -1024,7 +1024,7 @@
         <w:tc>
           <w:tcPr>
             <w:tcW w:type="dxa" w:w="5100"/>
-            <w:vAlign w:val="center"/>
+            <w:vAlign w:val="centre"/>
           </w:tcPr>
           <w:p>
             <w:pPr>
@@ -1043,7 +1043,7 @@
         <w:tc>
           <w:tcPr>
             <w:tcW w:type="dxa" w:w="5100"/>
-            <w:vAlign w:val="center"/>
+            <w:vAlign w:val="centre"/>
           </w:tcPr>
           <w:p>
             <w:pPr>
@@ -1063,7 +1063,7 @@
         <w:tc>
           <w:tcPr>
             <w:tcW w:type="dxa" w:w="5100"/>
-            <w:vAlign w:val="center"/>
+            <w:vAlign w:val="centre"/>
             <w:shd w:fill="EAF2F8"/>
           </w:tcPr>
           <w:p>
@@ -1083,7 +1083,7 @@
         <w:tc>
           <w:tcPr>
             <w:tcW w:type="dxa" w:w="5100"/>
-            <w:vAlign w:val="center"/>
+            <w:vAlign w:val="centre"/>
             <w:shd w:fill="EAF2F8"/>
           </w:tcPr>
           <w:p>
@@ -1104,7 +1104,7 @@
         <w:tc>
           <w:tcPr>
             <w:tcW w:type="dxa" w:w="5100"/>
-            <w:vAlign w:val="center"/>
+            <w:vAlign w:val="centre"/>
           </w:tcPr>
           <w:p>
             <w:pPr>
@@ -1123,7 +1123,7 @@
         <w:tc>
           <w:tcPr>
             <w:tcW w:type="dxa" w:w="5100"/>
-            <w:vAlign w:val="center"/>
+            <w:vAlign w:val="centre"/>
           </w:tcPr>
           <w:p>
             <w:pPr>
@@ -1143,7 +1143,7 @@
         <w:tc>
           <w:tcPr>
             <w:tcW w:type="dxa" w:w="5100"/>
-            <w:vAlign w:val="center"/>
+            <w:vAlign w:val="centre"/>
             <w:shd w:fill="EAF2F8"/>
           </w:tcPr>
           <w:p>
@@ -1163,7 +1163,7 @@
         <w:tc>
           <w:tcPr>
             <w:tcW w:type="dxa" w:w="5100"/>
-            <w:vAlign w:val="center"/>
+            <w:vAlign w:val="centre"/>
             <w:shd w:fill="EAF2F8"/>
           </w:tcPr>
           <w:p>
@@ -1184,7 +1184,7 @@
         <w:tc>
           <w:tcPr>
             <w:tcW w:type="dxa" w:w="5100"/>
-            <w:vAlign w:val="center"/>
+            <w:vAlign w:val="centre"/>
           </w:tcPr>
           <w:p>
             <w:pPr>
@@ -1203,7 +1203,7 @@
         <w:tc>
           <w:tcPr>
             <w:tcW w:type="dxa" w:w="5100"/>
-            <w:vAlign w:val="center"/>
+            <w:vAlign w:val="centre"/>
           </w:tcPr>
           <w:p>
             <w:pPr>
@@ -1223,7 +1223,7 @@
         <w:tc>
           <w:tcPr>
             <w:tcW w:type="dxa" w:w="5100"/>
-            <w:vAlign w:val="center"/>
+            <w:vAlign w:val="centre"/>
             <w:shd w:fill="EAF2F8"/>
           </w:tcPr>
           <w:p>
@@ -1243,7 +1243,7 @@
         <w:tc>
           <w:tcPr>
             <w:tcW w:type="dxa" w:w="5100"/>
-            <w:vAlign w:val="center"/>
+            <w:vAlign w:val="centre"/>
             <w:shd w:fill="EAF2F8"/>
           </w:tcPr>
           <w:p>
@@ -1264,7 +1264,7 @@
         <w:tc>
           <w:tcPr>
             <w:tcW w:type="dxa" w:w="5100"/>
-            <w:vAlign w:val="center"/>
+            <w:vAlign w:val="centre"/>
           </w:tcPr>
           <w:p>
             <w:pPr>
@@ -1283,7 +1283,7 @@
         <w:tc>
           <w:tcPr>
             <w:tcW w:type="dxa" w:w="5100"/>
-            <w:vAlign w:val="center"/>
+            <w:vAlign w:val="centre"/>
           </w:tcPr>
           <w:p>
             <w:pPr>
@@ -1303,7 +1303,7 @@
         <w:tc>
           <w:tcPr>
             <w:tcW w:type="dxa" w:w="5100"/>
-            <w:vAlign w:val="center"/>
+            <w:vAlign w:val="centre"/>
             <w:shd w:fill="EAF2F8"/>
           </w:tcPr>
           <w:p>
@@ -1323,7 +1323,7 @@
         <w:tc>
           <w:tcPr>
             <w:tcW w:type="dxa" w:w="5100"/>
-            <w:vAlign w:val="center"/>
+            <w:vAlign w:val="centre"/>
             <w:shd w:fill="EAF2F8"/>
           </w:tcPr>
           <w:p>
@@ -1363,7 +1363,15 @@
   <w:p>
     <w:pPr>
       <w:pStyle w:val="Footer"/>
-    </w:pPr>
+      <w:jc w:val="centre"/>
+    </w:pPr>
+    <w:r>
+      <w:rPr>
+        <w:color w:val="5F5A5B"/>
+        <w:sz w:val="15"/>
+      </w:rPr>
+      <w:t>Muthana Zouri · Carmen Marinela Cumpăt · Grigore T. Popa University of Medicine and Pharmacy Publishing House · 2026</w:t>
+    </w:r>
   </w:p>
 </w:ftr>
 </file>
@@ -1393,7 +1401,25 @@
   <w:p>
     <w:pPr>
       <w:pStyle w:val="Header"/>
-    </w:pPr>
+      <w:jc w:val="centre"/>
+    </w:pPr>
+    <w:r/>
+    <w:r>
+      <w:rPr>
+        <w:rFonts w:ascii="Georgia" w:hAnsi="Georgia"/>
+        <w:b/>
+        <w:color w:val="7B1734"/>
+        <w:sz w:val="17"/>
+      </w:rPr>
+      <w:t>Artificial Intelligence and Healthcare Economics</w:t>
+    </w:r>
+    <w:r>
+      <w:rPr>
+        <w:color w:val="5F5A5B"/>
+        <w:sz w:val="16"/>
+      </w:rPr>
+      <w:t xml:space="preserve"> · Digital Resource Companion · V1.0</w:t>
+    </w:r>
   </w:p>
 </w:hdr>
 </file>
@@ -1795,7 +1821,7 @@
     <w:rsid w:val="00E618BF"/>
     <w:pPr>
       <w:tabs>
-        <w:tab w:val="center" w:pos="4680"/>
+        <w:tab w:val="centre" w:pos="4680"/>
         <w:tab w:val="right" w:pos="9360"/>
       </w:tabs>
       <w:spacing w:after="0" w:line="240" w:lineRule="auto"/>
@@ -1817,7 +1843,7 @@
     <w:rsid w:val="00E618BF"/>
     <w:pPr>
       <w:tabs>
-        <w:tab w:val="center" w:pos="4680"/>
+        <w:tab w:val="centre" w:pos="4680"/>
         <w:tab w:val="right" w:pos="9360"/>
       </w:tabs>
       <w:spacing w:after="0" w:line="240" w:lineRule="auto"/>
